--- a/data/exports/functions_revision_notes.docx
+++ b/data/exports/functions_revision_notes.docx
@@ -189,7 +189,7 @@
                 <w:color w:val="2D3748"/>
                 <w:sz w:val="19"/>
               </w:rPr>
-              <w:t>Functions - Core Application</w:t>
+              <w:t>Injective (One-One), Surjective (Onto) &amp; Inverse</w:t>
             </w:r>
           </w:p>
         </w:tc>
@@ -209,7 +209,7 @@
               <w:rPr>
                 <w:sz w:val="19"/>
               </w:rPr>
-              <w:t>158 PYQs</w:t>
+              <w:t>90 PYQs</w:t>
             </w:r>
           </w:p>
         </w:tc>
@@ -230,7 +230,94 @@
                 <w:color w:val="718096"/>
                 <w:sz w:val="19"/>
               </w:rPr>
-              <w:t>General Concept</w:t>
+              <w:t>Mappings</w:t>
+            </w:r>
+          </w:p>
+        </w:tc>
+      </w:tr>
+      <w:tr>
+        <w:tc>
+          <w:tcPr>
+            <w:tcW w:type="dxa" w:w="2160"/>
+            <w:shd w:fill="FFFFFF"/>
+            <w:tcMar>
+              <w:top w:w="80" w:type="dxa"/>
+              <w:bottom w:w="80" w:type="dxa"/>
+              <w:left w:w="150" w:type="dxa"/>
+              <w:right w:w="150" w:type="dxa"/>
+            </w:tcMar>
+          </w:tcPr>
+          <w:p>
+            <w:r>
+              <w:rPr>
+                <w:b/>
+                <w:color w:val="C53030"/>
+                <w:sz w:val="19"/>
+              </w:rPr>
+              <w:t>Very High</w:t>
+            </w:r>
+          </w:p>
+        </w:tc>
+        <w:tc>
+          <w:tcPr>
+            <w:tcW w:type="dxa" w:w="4320"/>
+            <w:shd w:fill="FFFFFF"/>
+            <w:tcMar>
+              <w:top w:w="80" w:type="dxa"/>
+              <w:bottom w:w="80" w:type="dxa"/>
+              <w:left w:w="150" w:type="dxa"/>
+              <w:right w:w="150" w:type="dxa"/>
+            </w:tcMar>
+          </w:tcPr>
+          <w:p>
+            <w:r>
+              <w:rPr>
+                <w:b/>
+                <w:color w:val="2D3748"/>
+                <w:sz w:val="19"/>
+              </w:rPr>
+              <w:t>Domain, Range &amp; Composite Functions</w:t>
+            </w:r>
+          </w:p>
+        </w:tc>
+        <w:tc>
+          <w:tcPr>
+            <w:tcW w:type="dxa" w:w="1728"/>
+            <w:shd w:fill="FFFFFF"/>
+            <w:tcMar>
+              <w:top w:w="80" w:type="dxa"/>
+              <w:bottom w:w="80" w:type="dxa"/>
+              <w:left w:w="150" w:type="dxa"/>
+              <w:right w:w="150" w:type="dxa"/>
+            </w:tcMar>
+          </w:tcPr>
+          <w:p>
+            <w:r>
+              <w:rPr>
+                <w:sz w:val="19"/>
+              </w:rPr>
+              <w:t>75 PYQs</w:t>
+            </w:r>
+          </w:p>
+        </w:tc>
+        <w:tc>
+          <w:tcPr>
+            <w:tcW w:type="dxa" w:w="1872"/>
+            <w:shd w:fill="FFFFFF"/>
+            <w:tcMar>
+              <w:top w:w="80" w:type="dxa"/>
+              <w:bottom w:w="80" w:type="dxa"/>
+              <w:left w:w="150" w:type="dxa"/>
+              <w:right w:w="150" w:type="dxa"/>
+            </w:tcMar>
+          </w:tcPr>
+          <w:p>
+            <w:r>
+              <w:rPr>
+                <w:color w:val="718096"/>
+                <w:sz w:val="19"/>
+              </w:rPr>
+              <w:t>Domain &amp; Range</w:t>
             </w:r>
           </w:p>
         </w:tc>
@@ -311,6 +398,98 @@
           </w:p>
         </w:tc>
       </w:tr>
+      <w:tr>
+        <w:tc>
+          <w:tcPr>
+            <w:tcW w:type="dxa" w:w="3600"/>
+            <w:shd w:fill="F7FAFC"/>
+            <w:tcMar>
+              <w:top w:w="100" w:type="dxa"/>
+              <w:bottom w:w="100" w:type="dxa"/>
+              <w:left w:w="150" w:type="dxa"/>
+              <w:right w:w="150" w:type="dxa"/>
+            </w:tcMar>
+          </w:tcPr>
+          <w:p>
+            <w:r>
+              <w:rPr>
+                <w:b/>
+                <w:color w:val="1A365D"/>
+                <w:sz w:val="19"/>
+              </w:rPr>
+              <w:t>Injective (One-One), Surjective (Onto) &amp; Inverse</w:t>
+            </w:r>
+          </w:p>
+        </w:tc>
+        <w:tc>
+          <w:tcPr>
+            <w:tcW w:type="dxa" w:w="6480"/>
+            <w:shd w:fill="F7FAFC"/>
+            <w:tcMar>
+              <w:top w:w="100" w:type="dxa"/>
+              <w:bottom w:w="100" w:type="dxa"/>
+              <w:left w:w="150" w:type="dxa"/>
+              <w:right w:w="150" w:type="dxa"/>
+            </w:tcMar>
+          </w:tcPr>
+          <w:p>
+            <w:r>
+              <w:rPr>
+                <w:rFonts w:ascii="Cambria Math" w:hAnsi="Cambria Math"/>
+                <w:color w:val="2D3748"/>
+                <w:sz w:val="19"/>
+              </w:rPr>
+              <w:t>\text{One-One: } f'(x) &gt; 0 \text{ (strictly monotonic)}, \quad \text{Onto: } \text{Range}(f) = \text{Codomain}(f), \quad \text{Bijective } \iff \text{Invertible}</w:t>
+            </w:r>
+          </w:p>
+        </w:tc>
+      </w:tr>
+      <w:tr>
+        <w:tc>
+          <w:tcPr>
+            <w:tcW w:type="dxa" w:w="3600"/>
+            <w:shd w:fill="FFFFFF"/>
+            <w:tcMar>
+              <w:top w:w="100" w:type="dxa"/>
+              <w:bottom w:w="100" w:type="dxa"/>
+              <w:left w:w="150" w:type="dxa"/>
+              <w:right w:w="150" w:type="dxa"/>
+            </w:tcMar>
+          </w:tcPr>
+          <w:p>
+            <w:r>
+              <w:rPr>
+                <w:b/>
+                <w:color w:val="1A365D"/>
+                <w:sz w:val="19"/>
+              </w:rPr>
+              <w:t>Domain, Range &amp; Composite Functions</w:t>
+            </w:r>
+          </w:p>
+        </w:tc>
+        <w:tc>
+          <w:tcPr>
+            <w:tcW w:type="dxa" w:w="6480"/>
+            <w:shd w:fill="FFFFFF"/>
+            <w:tcMar>
+              <w:top w:w="100" w:type="dxa"/>
+              <w:bottom w:w="100" w:type="dxa"/>
+              <w:left w:w="150" w:type="dxa"/>
+              <w:right w:w="150" w:type="dxa"/>
+            </w:tcMar>
+          </w:tcPr>
+          <w:p>
+            <w:r>
+              <w:rPr>
+                <w:rFonts w:ascii="Cambria Math" w:hAnsi="Cambria Math"/>
+                <w:color w:val="2D3748"/>
+                <w:sz w:val="19"/>
+              </w:rPr>
+              <w:t>\text{For } \sqrt{f(x)} \implies f(x) \ge 0, \quad \text{For } \log_b(f(x)) \implies f(x) &gt; 0, b &gt; 0, b \ne 1, \quad x = [x] + \{x\}</w:t>
+            </w:r>
+          </w:p>
+        </w:tc>
+      </w:tr>
     </w:tbl>
     <w:p>
       <w:pPr>
@@ -338,7 +517,7 @@
           <w:color w:val="2B6CB0"/>
           <w:sz w:val="24"/>
         </w:rPr>
-        <w:t>3.1 Functions - Core Application (Very High Yield — 158 PYQs)</w:t>
+        <w:t>3.1 Injective (One-One), Surjective (Onto) &amp; Inverse (Very High Yield — 90 PYQs)</w:t>
       </w:r>
     </w:p>
     <w:p>
@@ -353,7 +532,7 @@
         <w:rPr>
           <w:sz w:val="20"/>
         </w:rPr>
-        <w:t>Key problem pattern in Functions.</w:t>
+        <w:t>Horizontal line test, monotonicity test for injectivity, codomain matching for surjectivity, and finding function inverses.</w:t>
       </w:r>
     </w:p>
     <w:tbl>
@@ -391,7 +570,7 @@
                 <w:color w:val="2D3748"/>
                 <w:sz w:val="19"/>
               </w:rPr>
-              <w:t>Watch for algebraic and sign errors.</w:t>
+              <w:t>A function cannot be invertible unless it is BOTH one-one and onto (bijective).</w:t>
             </w:r>
           </w:p>
         </w:tc>
@@ -432,7 +611,7 @@
                 <w:color w:val="2D3748"/>
                 <w:sz w:val="19"/>
               </w:rPr>
-              <w:t>Verify dimensions and boundary conditions.</w:t>
+              <w:t>If f(x) is continuous and strictly increasing (f'(x) &gt; 0) or strictly decreasing on \mathbbR, it is always one-one.</w:t>
             </w:r>
           </w:p>
         </w:tc>
@@ -488,6 +667,187 @@
           <w:b/>
           <w:sz w:val="18"/>
         </w:rPr>
+        <w:t xml:space="preserve">[2026 Evening Shift] Q#1 (Numerical): </w:t>
+      </w:r>
+      <w:r>
+        <w:rPr>
+          <w:sz w:val="18"/>
+        </w:rPr>
+        <w:t xml:space="preserve">"Let f be a polynomial function such that $log_{2}(f(x))=(log_{2}(2+\frac{2}{3}+\frac{2}{9}+\dots\dots\infty)) \cdot log_{3}(1+\frac{f(x)}{..."  </w:t>
+      </w:r>
+      <w:r>
+        <w:rPr>
+          <w:b/>
+          <w:color w:val="2B6CB0"/>
+          <w:sz w:val="18"/>
+        </w:rPr>
+        <w:t>[Ans: 395]</w:t>
+      </w:r>
+    </w:p>
+    <w:p>
+      <w:pPr>
+        <w:pStyle w:val="ListBullet"/>
+        <w:spacing w:after="40"/>
+      </w:pPr>
+      <w:r>
+        <w:rPr>
+          <w:b/>
+          <w:sz w:val="18"/>
+        </w:rPr>
+        <w:t xml:space="preserve">[2026 Morning Shift] Q#2 (MCQ): </w:t>
+      </w:r>
+      <w:r>
+        <w:rPr>
+          <w:sz w:val="18"/>
+        </w:rPr>
+        <w:t xml:space="preserve">"The number of functions f:1,2,3,4 → a,b,c , which are not onto, is :..."  </w:t>
+      </w:r>
+      <w:r>
+        <w:rPr>
+          <w:b/>
+          <w:color w:val="2B6CB0"/>
+          <w:sz w:val="18"/>
+        </w:rPr>
+        <w:t>[Ans: B]</w:t>
+      </w:r>
+    </w:p>
+    <w:p>
+      <w:pPr>
+        <w:spacing w:after="120"/>
+      </w:pPr>
+    </w:p>
+    <w:p>
+      <w:pPr>
+        <w:pStyle w:val="Heading2"/>
+      </w:pPr>
+      <w:r>
+        <w:rPr>
+          <w:color w:val="2B6CB0"/>
+          <w:sz w:val="24"/>
+        </w:rPr>
+        <w:t>3.2 Domain, Range &amp; Composite Functions (Very High Yield — 75 PYQs)</w:t>
+      </w:r>
+    </w:p>
+    <w:p>
+      <w:r>
+        <w:rPr>
+          <w:b/>
+          <w:sz w:val="20"/>
+        </w:rPr>
+        <w:t xml:space="preserve">Core Principle: </w:t>
+      </w:r>
+      <w:r>
+        <w:rPr>
+          <w:sz w:val="20"/>
+        </w:rPr>
+        <w:t>Determination of real domain and range, floor and fractional part functions, and domain constraints on composite functions.</w:t>
+      </w:r>
+    </w:p>
+    <w:tbl>
+      <w:tblPr>
+        <w:tblW w:type="auto" w:w="0"/>
+        <w:jc w:val="center"/>
+        <w:tblLook w:firstColumn="1" w:firstRow="1" w:lastColumn="0" w:lastRow="0" w:noHBand="0" w:noVBand="1" w:val="04A0"/>
+      </w:tblPr>
+      <w:tblGrid>
+        <w:gridCol w:w="10080"/>
+      </w:tblGrid>
+      <w:tr>
+        <w:tc>
+          <w:tcPr>
+            <w:tcW w:type="dxa" w:w="10080"/>
+            <w:shd w:fill="FFF5F5"/>
+            <w:tcMar>
+              <w:top w:w="100" w:type="dxa"/>
+              <w:bottom w:w="100" w:type="dxa"/>
+              <w:left w:w="150" w:type="dxa"/>
+              <w:right w:w="150" w:type="dxa"/>
+            </w:tcMar>
+          </w:tcPr>
+          <w:p>
+            <w:r>
+              <w:rPr>
+                <w:b/>
+                <w:color w:val="C53030"/>
+                <w:sz w:val="19"/>
+              </w:rPr>
+              <w:t xml:space="preserve">⚠️ Common Trap / JEE Pitfall: </w:t>
+            </w:r>
+            <w:r>
+              <w:rPr>
+                <w:color w:val="2D3748"/>
+                <w:sz w:val="19"/>
+              </w:rPr>
+              <w:t>Domain of f(g(x)) is NOT simply the domain of g; it requires x ∈ Domain(g) AND g(x) ∈ Domain(f)!</w:t>
+            </w:r>
+          </w:p>
+        </w:tc>
+      </w:tr>
+    </w:tbl>
+    <w:tbl>
+      <w:tblPr>
+        <w:tblW w:type="auto" w:w="0"/>
+        <w:jc w:val="center"/>
+        <w:tblLook w:firstColumn="1" w:firstRow="1" w:lastColumn="0" w:lastRow="0" w:noHBand="0" w:noVBand="1" w:val="04A0"/>
+      </w:tblPr>
+      <w:tblGrid>
+        <w:gridCol w:w="10080"/>
+      </w:tblGrid>
+      <w:tr>
+        <w:tc>
+          <w:tcPr>
+            <w:tcW w:type="dxa" w:w="10080"/>
+            <w:shd w:fill="F0FFF4"/>
+            <w:tcMar>
+              <w:top w:w="100" w:type="dxa"/>
+              <w:bottom w:w="100" w:type="dxa"/>
+              <w:left w:w="150" w:type="dxa"/>
+              <w:right w:w="150" w:type="dxa"/>
+            </w:tcMar>
+          </w:tcPr>
+          <w:p>
+            <w:r>
+              <w:rPr>
+                <w:b/>
+                <w:color w:val="276749"/>
+                <w:sz w:val="19"/>
+              </w:rPr>
+              <w:t xml:space="preserve">💡 Speed Hack / Trick: </w:t>
+            </w:r>
+            <w:r>
+              <w:rPr>
+                <w:color w:val="2D3748"/>
+                <w:sz w:val="19"/>
+              </w:rPr>
+              <w:t>The range of f(x) = asin x + bcos x + c is [c - √(a^2 + b^2), c + √(a^2 + b^2)].</w:t>
+            </w:r>
+          </w:p>
+        </w:tc>
+      </w:tr>
+    </w:tbl>
+    <w:p>
+      <w:pPr>
+        <w:spacing w:before="120" w:after="40"/>
+      </w:pPr>
+      <w:r>
+        <w:rPr>
+          <w:b/>
+          <w:color w:val="1A365D"/>
+          <w:sz w:val="19"/>
+        </w:rPr>
+        <w:t>Source PYQs testing this concept:</w:t>
+      </w:r>
+    </w:p>
+    <w:p>
+      <w:pPr>
+        <w:pStyle w:val="ListBullet"/>
+        <w:spacing w:after="40"/>
+      </w:pPr>
+      <w:r>
+        <w:rPr>
+          <w:b/>
+          <w:sz w:val="18"/>
+        </w:rPr>
         <w:t xml:space="preserve">[2026 Morning Shift] Q#1 (MCQ): </w:t>
       </w:r>
       <w:r>
@@ -522,6 +882,33 @@
           <w:sz w:val="18"/>
         </w:rPr>
         <w:t xml:space="preserve">"If g(x)=3x^2+2x-3,f(0)=-3 and 4g(f(x))=3x^2-32x+72 , then f(g(2)) is equal to:..."  </w:t>
+      </w:r>
+      <w:r>
+        <w:rPr>
+          <w:b/>
+          <w:color w:val="2B6CB0"/>
+          <w:sz w:val="18"/>
+        </w:rPr>
+        <w:t>[Ans: N/A]</w:t>
+      </w:r>
+    </w:p>
+    <w:p>
+      <w:pPr>
+        <w:pStyle w:val="ListBullet"/>
+        <w:spacing w:after="40"/>
+      </w:pPr>
+      <w:r>
+        <w:rPr>
+          <w:b/>
+          <w:sz w:val="18"/>
+        </w:rPr>
+        <w:t xml:space="preserve">[2026 Evening Shift] Q#1 (MCQ): </w:t>
+      </w:r>
+      <w:r>
+        <w:rPr>
+          <w:sz w:val="18"/>
+        </w:rPr>
+        <w:t xml:space="preserve">"Let the domain of the function f(x)=log_(3)log_(5)(7-log_(2)(x^2-10x+85))+sin^-1(|(3x-7 / 17-x)|) be (α,β] . Then $\alp..."  </w:t>
       </w:r>
       <w:r>
         <w:rPr>
@@ -662,6 +1049,79 @@
               <w:t>Solution Analysis:</w:t>
               <w:br/>
               <w:t>For the function f(x)=cos^-1((4x+2[x] / 3)), the expression inside cos^-1 must lie between -1 and 1 . So, for domain: -1 ≤ (4x+2[x] / 3) ≤ 1 Multiplying by 3 : -3 ≤ 4x+2[x] ≤ 3 Now let [x]=n where n is an integer and n ≤ x&lt;n+1. Then the inequality becomes -3 ≤ 4x+2n ≤ 3. Subtracting 2n : -3-2n ≤ 4x ≤ 3-2n Dividing by 4 : (-3-2n / 4) ≤ x ≤ (3-2n / 4) But also, n ≤ x&lt;n+1. So we find possible integer values of n for which these intervals overlap. Case 1: n=-1 Then [x]=-1,-1 ≤ x&lt;0 and (-3-2(-1) / 4) ≤ x ≤ (3-2(-1) / 4) (-1 / 4) ≤ x ≤ (5 / 4) Intersection with [-1,0) gives -(1 / 4) ≤ x&lt;0. Case 2: n=0 Then 0 ≤ x&lt;1 and (-3 / 4) ≤ x ≤ (3 / 4) Intersection gives 0 ≤ x ≤ (3 / 4). Case 3: n=-2 Then -2 ≤ x&lt;-1 and (-3-2(-2) / 4) ≤ x ≤ (3-2(-2) / 4) (1 / 4) ≤ x ≤ (7 / 4) No intersection. Case 4: n=1 Then 1 ≤ x&lt;2 and (-5 / 4) ≤ x ≤ (1 / 4) No intersection. So the domain is [-(1 / 4),0)∪[0,(3 / 4)]=[-(1 / 4),(3 / 4)]. Thus, α=-(1 / 4),β=(3 / 4). Therefore, α+β=(1 / 2) and 12(α+β)=12 · (1 / 2)=6. Hence the correct answer is 6 So, Option A is correct.</w:t>
+            </w:r>
+          </w:p>
+        </w:tc>
+      </w:tr>
+    </w:tbl>
+    <w:p>
+      <w:pPr>
+        <w:spacing w:after="120"/>
+      </w:pPr>
+    </w:p>
+    <w:p>
+      <w:pPr>
+        <w:spacing w:before="160" w:after="40"/>
+      </w:pPr>
+      <w:r>
+        <w:rPr>
+          <w:b/>
+          <w:color w:val="1A365D"/>
+          <w:sz w:val="22"/>
+        </w:rPr>
+        <w:t>Benchmark Problem 2: JEE Main 2026 (Online) 8th April Evening Shift (Q#1)</w:t>
+      </w:r>
+    </w:p>
+    <w:p>
+      <w:pPr>
+        <w:spacing w:after="80"/>
+      </w:pPr>
+      <w:r>
+        <w:rPr>
+          <w:sz w:val="20"/>
+        </w:rPr>
+        <w:t>Let f be a polynomial function such that log_(2)(f(x))=(log_(2)(2+(2 / 3)+(2 / 9)+......∞)) · log_(3)(1+(f(x) / f(1/x))),x&gt;0 and f(6)=37 . Then ∑_(n=1)^10f(n) is equal to ____ .</w:t>
+      </w:r>
+    </w:p>
+    <w:tbl>
+      <w:tblPr>
+        <w:tblW w:type="auto" w:w="0"/>
+        <w:jc w:val="center"/>
+        <w:tblLook w:firstColumn="1" w:firstRow="1" w:lastColumn="0" w:lastRow="0" w:noHBand="0" w:noVBand="1" w:val="04A0"/>
+      </w:tblPr>
+      <w:tblGrid>
+        <w:gridCol w:w="10080"/>
+      </w:tblGrid>
+      <w:tr>
+        <w:tc>
+          <w:tcPr>
+            <w:tcW w:type="dxa" w:w="10080"/>
+            <w:shd w:fill="F7FAFC"/>
+            <w:tcMar>
+              <w:top w:w="100" w:type="dxa"/>
+              <w:bottom w:w="100" w:type="dxa"/>
+              <w:left w:w="150" w:type="dxa"/>
+              <w:right w:w="150" w:type="dxa"/>
+            </w:tcMar>
+          </w:tcPr>
+          <w:p>
+            <w:r>
+              <w:rPr>
+                <w:b/>
+                <w:color w:val="1A365D"/>
+                <w:sz w:val="19"/>
+              </w:rPr>
+              <w:t>Correct Answer: 395</w:t>
+              <w:br/>
+            </w:r>
+            <w:r>
+              <w:rPr>
+                <w:color w:val="2D3748"/>
+                <w:sz w:val="18"/>
+              </w:rPr>
+              <w:t>Solution Analysis:</w:t>
+              <w:br/>
+              <w:t>Statement of Work : 1. f(x) is a polynomial function 2. A logarithmic equation involving function f:log_(2)[f(x)]=[log_(2)(2+(2 / 3)+(2 / 9)+.....∞)] · log_(3)1+(f(x) / f((1 / x)))];x&gt;0 and f(6)=37 3. To evaluate the sum : ∑_(n=1)^10f(n) log_(2)[f(x)] =[log_(2)(2+(2 / 3)+(2 / 9)+....∞)] · [log_(3)1+(f(x) / f((1 / x)))] =[log_(2)21+(1 / 3)+((1 / 3))^2+.....∞] · |log_(3)1+(f(x) / f((1 / x)))]. =[log_(2)2((1 / 1-(1 / 3)))] · [log_(3)1+(f(x) / f((1 / x)))] =[log_(2)3] · |log_(3)1+(f(x) / f((1 / x)))] \fraclog_(2)[f(x)]log_(2)3=[log_(3)1+(f(x) / f((1 / x))))] ⇒ log_(3)[f(x)]=log_(3)1+(f(x) / f((1 / x))) ⇒ f(x)=1+(f(x) / f((1 / x))) ⇒ f(x) · f((1 / x))=f(x)+f((1 / x)) .....(i) The function f(x) is a polynomial function stated in SOW where f(6)=37=(6)^2+1.....(ii) Equation (ii) on logical analysis reduces the polynomial f(x) to the possible form below : f(x)=x^2+1......(iii) ≤ ftarrow Cubic powers of x is not possible where f(6)&gt;216 Now let us analyze the polynomial function f(x) from preconditions set in SOW : f(x) · f((1 / x))=(1+x^2) · (1+\frac1x^2)=1+\frac1x^2+x^2+1=(1+x^2)+(1+\frac1x^2)=f(x)+f((1 / x))....(iv) Equation (ii),(iii) and (iv) mathematically certify the polynomial f(x)=1+x^2 : f(x)=1+x^2 ⇒ s_(10)=∑_(n=1)^10f(n)=∑_(n=1)^10(1+n^2)=∑_(n=1)^10(1)+∑_(n=1)^10(n^2) =10+\frac(10) · (10+1) · (2) · (10)+16=10+385=395</w:t>
             </w:r>
           </w:p>
         </w:tc>

--- a/data/exports/functions_revision_notes.docx
+++ b/data/exports/functions_revision_notes.docx
@@ -209,7 +209,7 @@
               <w:rPr>
                 <w:sz w:val="19"/>
               </w:rPr>
-              <w:t>90 PYQs</w:t>
+              <w:t>81 PYQs</w:t>
             </w:r>
           </w:p>
         </w:tc>
@@ -296,7 +296,7 @@
               <w:rPr>
                 <w:sz w:val="19"/>
               </w:rPr>
-              <w:t>75 PYQs</w:t>
+              <w:t>79 PYQs</w:t>
             </w:r>
           </w:p>
         </w:tc>
@@ -517,7 +517,7 @@
           <w:color w:val="2B6CB0"/>
           <w:sz w:val="24"/>
         </w:rPr>
-        <w:t>3.1 Injective (One-One), Surjective (Onto) &amp; Inverse (Very High Yield — 90 PYQs)</w:t>
+        <w:t>3.1 Injective (One-One), Surjective (Onto) &amp; Inverse (Very High Yield — 81 PYQs)</w:t>
       </w:r>
     </w:p>
     <w:p>
@@ -725,7 +725,7 @@
           <w:color w:val="2B6CB0"/>
           <w:sz w:val="24"/>
         </w:rPr>
-        <w:t>3.2 Domain, Range &amp; Composite Functions (Very High Yield — 75 PYQs)</w:t>
+        <w:t>3.2 Domain, Range &amp; Composite Functions (Very High Yield — 79 PYQs)</w:t>
       </w:r>
     </w:p>
     <w:p>
